--- a/prosedurler/EMS.QA.TL.02.07. Customer Complaint Receipt, Root Cause Analysis and Response Instruction.docx
+++ b/prosedurler/EMS.QA.TL.02.07. Customer Complaint Receipt, Root Cause Analysis and Response Instruction.docx
@@ -725,7 +725,7 @@
           <w:sz w:val="24"/>
           <w:szCs w:val="24"/>
         </w:rPr>
-        <w:t xml:space="preserve">1.1. A complaint is recorded on the Customer Complaint Form (FRM-SIK-01) on the same day, whatever the channel through which it arrives (TLM-SIK-01).</w:t>
+        <w:t xml:space="preserve">1.1. A complaint is recorded on the Customer Complaint Form (EMS.QA.FRM.10.01) on the same day, whatever the channel through which it arrives (EMS.QA.TL.02.07).</w:t>
       </w:r>
     </w:p>
     <w:p>
@@ -935,7 +935,7 @@
           <w:sz w:val="24"/>
           <w:szCs w:val="24"/>
         </w:rPr>
-        <w:t xml:space="preserve">3.1. Quality Assurance forms a multi-disciplinary 8D team from the departments concerned and names a team leader (TLM-SIK-02).</w:t>
+        <w:t xml:space="preserve">3.1. Quality Assurance forms a multi-disciplinary 8D team from the departments concerned and names a team leader (EMS.QA.TL.02.07).</w:t>
       </w:r>
     </w:p>
     <w:p>
@@ -999,7 +999,7 @@
           <w:sz w:val="24"/>
           <w:szCs w:val="24"/>
         </w:rPr>
-        <w:t xml:space="preserve">3.5. The root cause is proved with data, trial or retained samples, written on the Root Cause Analysis Form (FRM-SIK-02) and agreed by the team; opinion without evidence is not accepted.</w:t>
+        <w:t xml:space="preserve">3.5. The root cause is proved with data, trial or retained samples, written on the Root Cause Analysis Form (EMS.QA.FRM.10.02) and agreed by the team; opinion without evidence is not accepted.</w:t>
       </w:r>
     </w:p>
     <w:p>
@@ -1161,7 +1161,7 @@
           <w:sz w:val="24"/>
           <w:szCs w:val="24"/>
         </w:rPr>
-        <w:t xml:space="preserve">5.1. The immediate action is communicated to the customer within 24 hours and the 8D report or summary reply is sent within the time the customer requires; the default is 10 working days for the final report (TLM-SIK-03).</w:t>
+        <w:t xml:space="preserve">5.1. The immediate action is communicated to the customer within 24 hours and the 8D report or summary reply is sent within the time the customer requires; the default is 10 working days for the final report (EMS.QA.TL.02.07).</w:t>
       </w:r>
     </w:p>
     <w:p>
@@ -1209,7 +1209,7 @@
           <w:sz w:val="24"/>
           <w:szCs w:val="24"/>
         </w:rPr>
-        <w:t xml:space="preserve">5.4. The complaint is closed with the customer's acceptance on the Complaint Closure Form (FRM-SIK-03) and approval of the Quality Assurance Manager; the target closure time is 15 days or less.</w:t>
+        <w:t xml:space="preserve">5.4. The complaint is closed with the customer's acceptance on the Complaint Closure Form (EMS.QA.FRM.10.03) and approval of the Quality Assurance Manager; the target closure time is 15 days or less.</w:t>
       </w:r>
     </w:p>
     <w:p>
@@ -1618,7 +1618,7 @@
           <w:sz w:val="24"/>
           <w:szCs w:val="24"/>
         </w:rPr>
-        <w:t xml:space="preserve">TLM-SIK-01 Complaint intake and record; TLM-SIK-02 Root cause analysis (5 Whys, fishbone); TLM-SIK-03 Customer reply and closure</w:t>
+        <w:t xml:space="preserve">EMS.QA.TL.02.07 Complaint intake and record; EMS.QA.TL.02.07 Root cause analysis (5 Whys, fishbone); EMS.QA.TL.02.07 Customer reply and closure</w:t>
       </w:r>
     </w:p>
     <w:p>
@@ -1637,7 +1637,7 @@
           <w:sz w:val="24"/>
           <w:szCs w:val="24"/>
         </w:rPr>
-        <w:t xml:space="preserve">FRM-SIK-01 Customer Complaint Form; FRM-SIK-02 Root Cause Analysis Form; FRM-SIK-03 Complaint Closure Form</w:t>
+        <w:t xml:space="preserve">EMS.QA.FRM.10.01 Customer Complaint Form; EMS.QA.FRM.10.02 Root Cause Analysis Form; EMS.QA.FRM.10.03 Complaint Closure Form</w:t>
       </w:r>
     </w:p>
     <w:p>
@@ -2514,7 +2514,7 @@
           <w:sz w:val="24"/>
           <w:szCs w:val="24"/>
         </w:rPr>
-        <w:t xml:space="preserve">1.1. تُسجل الشكوى في نموذج شكوى العميل (FRM-SIK-01) في اليوم نفسه أياً كانت القناة التي وردت منها (TLM-SIK-01).</w:t>
+        <w:t xml:space="preserve">1.1. تُسجل الشكوى في نموذج شكوى العميل (EMS.QA.FRM.10.01) في اليوم نفسه أياً كانت القناة التي وردت منها (EMS.QA.TL.02.07).</w:t>
       </w:r>
     </w:p>
     <w:p>
@@ -2750,7 +2750,7 @@
           <w:sz w:val="24"/>
           <w:szCs w:val="24"/>
         </w:rPr>
-        <w:t xml:space="preserve">3.1. يشكل ضمان الجودة فريق 8D متعدد التخصصات من الأقسام المعنية ويسمي قائدًا للفريق (TLM-SIK-02).</w:t>
+        <w:t xml:space="preserve">3.1. يشكل ضمان الجودة فريق 8D متعدد التخصصات من الأقسام المعنية ويسمي قائدًا للفريق (EMS.QA.TL.02.07).</w:t>
       </w:r>
     </w:p>
     <w:p>
@@ -2822,7 +2822,7 @@
           <w:sz w:val="24"/>
           <w:szCs w:val="24"/>
         </w:rPr>
-        <w:t xml:space="preserve">3.5. يُثبت السبب الجذري بالبيانات أو التجربة أو العينات المحتفظ بها، ويُكتب في نموذج تحليل السبب الجذري (FRM-SIK-02) ويتفق عليه الفريق؛ ولا يُقبل الرأي بدون دليل.</w:t>
+        <w:t xml:space="preserve">3.5. يُثبت السبب الجذري بالبيانات أو التجربة أو العينات المحتفظ بها، ويُكتب في نموذج تحليل السبب الجذري (EMS.QA.FRM.10.02) ويتفق عليه الفريق؛ ولا يُقبل الرأي بدون دليل.</w:t>
       </w:r>
     </w:p>
     <w:p>
@@ -3004,7 +3004,7 @@
           <w:sz w:val="24"/>
           <w:szCs w:val="24"/>
         </w:rPr>
-        <w:t xml:space="preserve">5.1. يُبلَّغ العميل بالإجراء الفوري خلال 24 ساعة ويُرسل تقرير 8D أو الرد الموجز خلال المدة التي يطلبها العميل؛ والافتراضي 10 أيام عمل للتقرير النهائي (TLM-SIK-03).</w:t>
+        <w:t xml:space="preserve">5.1. يُبلَّغ العميل بالإجراء الفوري خلال 24 ساعة ويُرسل تقرير 8D أو الرد الموجز خلال المدة التي يطلبها العميل؛ والافتراضي 10 أيام عمل للتقرير النهائي (EMS.QA.TL.02.07).</w:t>
       </w:r>
     </w:p>
     <w:p>
@@ -3058,7 +3058,7 @@
           <w:sz w:val="24"/>
           <w:szCs w:val="24"/>
         </w:rPr>
-        <w:t xml:space="preserve">5.4. تُغلق الشكوى بقبول العميل في نموذج إغلاق الشكوى (FRM-SIK-03) وبموافقة مدير ضمان الجودة؛ والمدة المستهدفة للإغلاق 15 يومًا أو أقل.</w:t>
+        <w:t xml:space="preserve">5.4. تُغلق الشكوى بقبول العميل في نموذج إغلاق الشكوى (EMS.QA.FRM.10.03) وبموافقة مدير ضمان الجودة؛ والمدة المستهدفة للإغلاق 15 يومًا أو أقل.</w:t>
       </w:r>
     </w:p>
     <w:p>
@@ -3515,7 +3515,7 @@
           <w:sz w:val="24"/>
           <w:szCs w:val="24"/>
         </w:rPr>
-        <w:t xml:space="preserve">TLM-SIK-01 استلام الشكوى وتسجيلها؛ TLM-SIK-02 تحليل السبب الجذري (5 لماذا، عظمة السمكة)؛ TLM-SIK-03 الرد على العميل والإغلاق</w:t>
+        <w:t xml:space="preserve">EMS.QA.TL.02.07 استلام الشكوى وتسجيلها؛ EMS.QA.TL.02.07 تحليل السبب الجذري (5 لماذا، عظمة السمكة)؛ EMS.QA.TL.02.07 الرد على العميل والإغلاق</w:t>
       </w:r>
     </w:p>
     <w:p>
@@ -3536,7 +3536,7 @@
           <w:sz w:val="24"/>
           <w:szCs w:val="24"/>
         </w:rPr>
-        <w:t xml:space="preserve">FRM-SIK-01 نموذج شكوى العميل؛ FRM-SIK-02 نموذج تحليل السبب الجذري؛ FRM-SIK-03 نموذج إغلاق الشكوى</w:t>
+        <w:t xml:space="preserve">EMS.QA.FRM.10.01 نموذج شكوى العميل؛ EMS.QA.FRM.10.02 نموذج تحليل السبب الجذري؛ EMS.QA.FRM.10.03 نموذج إغلاق الشكوى</w:t>
       </w:r>
     </w:p>
     <w:p>
